--- a/docs/assets/dockerbasic-dockerfile-submission.docx
+++ b/docs/assets/dockerbasic-dockerfile-submission.docx
@@ -13,8 +13,6 @@
           <w:lang w:val="en-US"/>
         </w:rPr>
       </w:pPr>
-      <w:bookmarkStart w:id="0" w:name="_GoBack"/>
-      <w:bookmarkEnd w:id="0"/>
       <w:r>
         <w:rPr>
           <w:rFonts w:hint="default"/>
@@ -84,50 +82,7 @@
           <w:rFonts w:hint="default"/>
           <w:lang w:val="en-US"/>
         </w:rPr>
-        <w:t xml:space="preserve">- Student will capture screen of  docker installation process on Centos Stream 10. Follow installation manual  </w:t>
-      </w:r>
-      <w:r>
-        <w:rPr>
-          <w:rFonts w:hint="default"/>
-          <w:lang w:val="en-US"/>
-        </w:rPr>
-        <w:fldChar w:fldCharType="begin"/>
-      </w:r>
-      <w:r>
-        <w:rPr>
-          <w:rFonts w:hint="default"/>
-          <w:lang w:val="en-US"/>
-        </w:rPr>
-        <w:instrText xml:space="preserve"> HYPERLINK "https://thaicodeorg.github.io/kmutnb-container-2026/book/02-installation/" </w:instrText>
-      </w:r>
-      <w:r>
-        <w:rPr>
-          <w:rFonts w:hint="default"/>
-          <w:lang w:val="en-US"/>
-        </w:rPr>
-        <w:fldChar w:fldCharType="separate"/>
-      </w:r>
-      <w:r>
-        <w:rPr>
-          <w:rStyle w:val="4"/>
-          <w:rFonts w:hint="default"/>
-          <w:lang w:val="en-US"/>
-        </w:rPr>
-        <w:t>https://thaicodeorg.github.io/kmutnb-container-2026/book/02-installation/</w:t>
-      </w:r>
-      <w:r>
-        <w:rPr>
-          <w:rFonts w:hint="default"/>
-          <w:lang w:val="en-US"/>
-        </w:rPr>
-        <w:fldChar w:fldCharType="end"/>
-      </w:r>
-      <w:r>
-        <w:rPr>
-          <w:rFonts w:hint="default"/>
-          <w:lang w:val="en-US"/>
-        </w:rPr>
-        <w:t xml:space="preserve"> </w:t>
+        <w:t>- Student will capture screen of  docker installation process on Centos Stream 10. Follow workshop</w:t>
       </w:r>
     </w:p>
     <w:p>
@@ -165,12 +120,12 @@
           <w:rFonts w:hint="default"/>
           <w:lang w:val="en-US"/>
         </w:rPr>
-        <w:t>2.1 Remove Old Docker Versions</w:t>
+        <w:t>Screen pull image</w:t>
       </w:r>
     </w:p>
     <w:tbl>
       <w:tblPr>
-        <w:tblStyle w:val="5"/>
+        <w:tblStyle w:val="7"/>
         <w:tblW w:w="0" w:type="auto"/>
         <w:tblInd w:w="0" w:type="dxa"/>
         <w:tblBorders>
@@ -183,9 +138,7 @@
         </w:tblBorders>
         <w:tblLayout w:type="autofit"/>
         <w:tblCellMar>
-          <w:top w:w="0" w:type="dxa"/>
           <w:left w:w="108" w:type="dxa"/>
-          <w:bottom w:w="0" w:type="dxa"/>
           <w:right w:w="108" w:type="dxa"/>
         </w:tblCellMar>
       </w:tblPr>
@@ -203,9 +156,7 @@
             <w:insideV w:val="single" w:color="auto" w:sz="4" w:space="0"/>
           </w:tblBorders>
           <w:tblCellMar>
-            <w:top w:w="0" w:type="dxa"/>
             <w:left w:w="108" w:type="dxa"/>
-            <w:bottom w:w="0" w:type="dxa"/>
             <w:right w:w="108" w:type="dxa"/>
           </w:tblCellMar>
         </w:tblPrEx>
@@ -215,8 +166,255 @@
           </w:tcPr>
           <w:p>
             <w:pPr>
-              <w:widowControl w:val="0"/>
-              <w:jc w:val="both"/>
+              <w:pStyle w:val="5"/>
+              <w:keepNext w:val="0"/>
+              <w:keepLines w:val="0"/>
+              <w:widowControl/>
+              <w:suppressLineNumbers w:val="0"/>
+              <w:pBdr>
+                <w:top w:val="single" w:color="E5E5E5" w:sz="2" w:space="8"/>
+                <w:left w:val="single" w:color="E5E5E5" w:sz="2" w:space="8"/>
+                <w:bottom w:val="single" w:color="E5E5E5" w:sz="2" w:space="8"/>
+                <w:right w:val="single" w:color="E5E5E5" w:sz="2" w:space="8"/>
+              </w:pBdr>
+              <w:shd w:val="clear" w:fill="F8F8F8"/>
+              <w:spacing w:before="0" w:beforeAutospacing="0"/>
+              <w:ind w:left="0" w:firstLine="0"/>
+              <w:rPr>
+                <w:rStyle w:val="4"/>
+                <w:rFonts w:ascii="Consolas" w:hAnsi="Consolas" w:eastAsia="Consolas" w:cs="Consolas"/>
+                <w:i w:val="0"/>
+                <w:iCs w:val="0"/>
+                <w:caps w:val="0"/>
+                <w:color w:val="3B3B3B"/>
+                <w:spacing w:val="0"/>
+                <w:sz w:val="21"/>
+                <w:szCs w:val="21"/>
+                <w:bdr w:val="none" w:color="auto" w:sz="0" w:space="0"/>
+                <w:shd w:val="clear" w:fill="F8F8F8"/>
+              </w:rPr>
+            </w:pPr>
+            <w:r>
+              <w:rPr>
+                <w:rStyle w:val="4"/>
+                <w:rFonts w:ascii="Consolas" w:hAnsi="Consolas" w:eastAsia="Consolas" w:cs="Consolas"/>
+                <w:i w:val="0"/>
+                <w:iCs w:val="0"/>
+                <w:caps w:val="0"/>
+                <w:color w:val="3B3B3B"/>
+                <w:spacing w:val="0"/>
+                <w:sz w:val="21"/>
+                <w:szCs w:val="21"/>
+                <w:bdr w:val="none" w:color="auto" w:sz="0" w:space="0"/>
+                <w:shd w:val="clear" w:fill="F8F8F8"/>
+              </w:rPr>
+              <w:t>docker pull quay.io/sclorg/postgresql-16-c10s</w:t>
+            </w:r>
+          </w:p>
+          <w:p>
+            <w:pPr>
+              <w:pStyle w:val="5"/>
+              <w:keepNext w:val="0"/>
+              <w:keepLines w:val="0"/>
+              <w:widowControl/>
+              <w:suppressLineNumbers w:val="0"/>
+              <w:pBdr>
+                <w:top w:val="single" w:color="E5E5E5" w:sz="2" w:space="8"/>
+                <w:left w:val="single" w:color="E5E5E5" w:sz="2" w:space="8"/>
+                <w:bottom w:val="single" w:color="E5E5E5" w:sz="2" w:space="8"/>
+                <w:right w:val="single" w:color="E5E5E5" w:sz="2" w:space="8"/>
+              </w:pBdr>
+              <w:shd w:val="clear" w:fill="F8F8F8"/>
+              <w:spacing w:before="0" w:beforeAutospacing="0"/>
+              <w:ind w:left="0" w:firstLine="0"/>
+              <w:rPr>
+                <w:rStyle w:val="4"/>
+                <w:rFonts w:ascii="Consolas" w:hAnsi="Consolas" w:eastAsia="Consolas" w:cs="Consolas"/>
+                <w:i w:val="0"/>
+                <w:iCs w:val="0"/>
+                <w:caps w:val="0"/>
+                <w:color w:val="3B3B3B"/>
+                <w:spacing w:val="0"/>
+                <w:sz w:val="21"/>
+                <w:szCs w:val="21"/>
+                <w:bdr w:val="none" w:color="auto" w:sz="0" w:space="0"/>
+                <w:shd w:val="clear" w:fill="F8F8F8"/>
+              </w:rPr>
+            </w:pPr>
+            <w:r>
+              <w:rPr>
+                <w:rStyle w:val="4"/>
+                <w:rFonts w:ascii="Consolas" w:hAnsi="Consolas" w:eastAsia="Consolas" w:cs="Consolas"/>
+                <w:i w:val="0"/>
+                <w:iCs w:val="0"/>
+                <w:caps w:val="0"/>
+                <w:color w:val="3B3B3B"/>
+                <w:spacing w:val="0"/>
+                <w:sz w:val="21"/>
+                <w:szCs w:val="21"/>
+                <w:bdr w:val="none" w:color="auto" w:sz="0" w:space="0"/>
+                <w:shd w:val="clear" w:fill="F8F8F8"/>
+              </w:rPr>
+              <w:t>docker pull quay.io/sclorg/postgresql-16-c10s</w:t>
+            </w:r>
+          </w:p>
+          <w:p>
+            <w:pPr>
+              <w:pStyle w:val="5"/>
+              <w:keepNext w:val="0"/>
+              <w:keepLines w:val="0"/>
+              <w:widowControl/>
+              <w:suppressLineNumbers w:val="0"/>
+              <w:pBdr>
+                <w:top w:val="single" w:color="E5E5E5" w:sz="2" w:space="8"/>
+                <w:left w:val="single" w:color="E5E5E5" w:sz="2" w:space="8"/>
+                <w:bottom w:val="single" w:color="E5E5E5" w:sz="2" w:space="8"/>
+                <w:right w:val="single" w:color="E5E5E5" w:sz="2" w:space="8"/>
+              </w:pBdr>
+              <w:shd w:val="clear" w:fill="F8F8F8"/>
+              <w:spacing w:before="0" w:beforeAutospacing="0"/>
+              <w:ind w:left="0" w:firstLine="0"/>
+              <w:rPr>
+                <w:rStyle w:val="4"/>
+                <w:rFonts w:ascii="Consolas" w:hAnsi="Consolas" w:eastAsia="Consolas" w:cs="Consolas"/>
+                <w:i w:val="0"/>
+                <w:iCs w:val="0"/>
+                <w:caps w:val="0"/>
+                <w:color w:val="3B3B3B"/>
+                <w:spacing w:val="0"/>
+                <w:sz w:val="21"/>
+                <w:szCs w:val="21"/>
+                <w:bdr w:val="none" w:color="auto" w:sz="0" w:space="0"/>
+                <w:shd w:val="clear" w:fill="F8F8F8"/>
+              </w:rPr>
+            </w:pPr>
+            <w:r>
+              <w:rPr>
+                <w:rStyle w:val="4"/>
+                <w:rFonts w:ascii="Consolas" w:hAnsi="Consolas" w:eastAsia="Consolas" w:cs="Consolas"/>
+                <w:i w:val="0"/>
+                <w:iCs w:val="0"/>
+                <w:caps w:val="0"/>
+                <w:color w:val="3B3B3B"/>
+                <w:spacing w:val="0"/>
+                <w:sz w:val="21"/>
+                <w:szCs w:val="21"/>
+                <w:bdr w:val="none" w:color="auto" w:sz="0" w:space="0"/>
+                <w:shd w:val="clear" w:fill="F8F8F8"/>
+              </w:rPr>
+              <w:t>docker pull quay.io/sclorg/nodejs-22-c10s</w:t>
+            </w:r>
+          </w:p>
+          <w:p>
+            <w:pPr>
+              <w:pStyle w:val="5"/>
+              <w:keepNext w:val="0"/>
+              <w:keepLines w:val="0"/>
+              <w:widowControl/>
+              <w:suppressLineNumbers w:val="0"/>
+              <w:pBdr>
+                <w:top w:val="single" w:color="E5E5E5" w:sz="2" w:space="8"/>
+                <w:left w:val="single" w:color="E5E5E5" w:sz="2" w:space="8"/>
+                <w:bottom w:val="single" w:color="E5E5E5" w:sz="2" w:space="8"/>
+                <w:right w:val="single" w:color="E5E5E5" w:sz="2" w:space="8"/>
+              </w:pBdr>
+              <w:shd w:val="clear" w:fill="F8F8F8"/>
+              <w:spacing w:before="0" w:beforeAutospacing="0"/>
+              <w:ind w:left="0" w:firstLine="0"/>
+              <w:rPr>
+                <w:rStyle w:val="4"/>
+                <w:rFonts w:ascii="Consolas" w:hAnsi="Consolas" w:eastAsia="Consolas" w:cs="Consolas"/>
+                <w:i w:val="0"/>
+                <w:iCs w:val="0"/>
+                <w:caps w:val="0"/>
+                <w:color w:val="3B3B3B"/>
+                <w:spacing w:val="0"/>
+                <w:sz w:val="21"/>
+                <w:szCs w:val="21"/>
+                <w:bdr w:val="none" w:color="auto" w:sz="0" w:space="0"/>
+                <w:shd w:val="clear" w:fill="F8F8F8"/>
+              </w:rPr>
+            </w:pPr>
+            <w:r>
+              <w:rPr>
+                <w:rStyle w:val="4"/>
+                <w:rFonts w:ascii="Consolas" w:hAnsi="Consolas" w:eastAsia="Consolas" w:cs="Consolas"/>
+                <w:i w:val="0"/>
+                <w:iCs w:val="0"/>
+                <w:caps w:val="0"/>
+                <w:color w:val="3B3B3B"/>
+                <w:spacing w:val="0"/>
+                <w:sz w:val="21"/>
+                <w:szCs w:val="21"/>
+                <w:bdr w:val="none" w:color="auto" w:sz="0" w:space="0"/>
+                <w:shd w:val="clear" w:fill="F8F8F8"/>
+              </w:rPr>
+              <w:t>docker pull quay.io/sclorg/nodejs-22-minimal-c10s</w:t>
+            </w:r>
+          </w:p>
+          <w:p>
+            <w:pPr>
+              <w:pStyle w:val="5"/>
+              <w:keepNext w:val="0"/>
+              <w:keepLines w:val="0"/>
+              <w:widowControl/>
+              <w:suppressLineNumbers w:val="0"/>
+              <w:pBdr>
+                <w:top w:val="single" w:color="E5E5E5" w:sz="2" w:space="8"/>
+                <w:left w:val="single" w:color="E5E5E5" w:sz="2" w:space="8"/>
+                <w:bottom w:val="single" w:color="E5E5E5" w:sz="2" w:space="8"/>
+                <w:right w:val="single" w:color="E5E5E5" w:sz="2" w:space="8"/>
+              </w:pBdr>
+              <w:shd w:val="clear" w:fill="F8F8F8"/>
+              <w:spacing w:before="0" w:beforeAutospacing="0"/>
+              <w:ind w:left="0" w:firstLine="0"/>
+              <w:rPr>
+                <w:rStyle w:val="4"/>
+                <w:rFonts w:ascii="Consolas" w:hAnsi="Consolas" w:eastAsia="Consolas" w:cs="Consolas"/>
+                <w:i w:val="0"/>
+                <w:iCs w:val="0"/>
+                <w:caps w:val="0"/>
+                <w:color w:val="3B3B3B"/>
+                <w:spacing w:val="0"/>
+                <w:sz w:val="21"/>
+                <w:szCs w:val="21"/>
+                <w:bdr w:val="none" w:color="auto" w:sz="0" w:space="0"/>
+                <w:shd w:val="clear" w:fill="F8F8F8"/>
+              </w:rPr>
+            </w:pPr>
+            <w:r>
+              <w:rPr>
+                <w:rStyle w:val="4"/>
+                <w:rFonts w:ascii="Consolas" w:hAnsi="Consolas" w:eastAsia="Consolas" w:cs="Consolas"/>
+                <w:i w:val="0"/>
+                <w:iCs w:val="0"/>
+                <w:caps w:val="0"/>
+                <w:color w:val="3B3B3B"/>
+                <w:spacing w:val="0"/>
+                <w:sz w:val="21"/>
+                <w:szCs w:val="21"/>
+                <w:bdr w:val="none" w:color="auto" w:sz="0" w:space="0"/>
+                <w:shd w:val="clear" w:fill="F8F8F8"/>
+              </w:rPr>
+              <w:t>docker pull quay.io/sclorg/postgresql-18-c10s</w:t>
+            </w:r>
+          </w:p>
+          <w:p>
+            <w:pPr>
+              <w:pStyle w:val="5"/>
+              <w:keepNext w:val="0"/>
+              <w:keepLines w:val="0"/>
+              <w:widowControl/>
+              <w:suppressLineNumbers w:val="0"/>
+              <w:pBdr>
+                <w:top w:val="single" w:color="E5E5E5" w:sz="2" w:space="8"/>
+                <w:left w:val="single" w:color="E5E5E5" w:sz="2" w:space="8"/>
+                <w:bottom w:val="single" w:color="E5E5E5" w:sz="2" w:space="8"/>
+                <w:right w:val="single" w:color="E5E5E5" w:sz="2" w:space="8"/>
+              </w:pBdr>
+              <w:shd w:val="clear" w:fill="F8F8F8"/>
+              <w:spacing w:before="0" w:beforeAutospacing="0"/>
+              <w:ind w:left="0" w:firstLine="0"/>
               <w:rPr>
                 <w:rFonts w:hint="default"/>
                 <w:vertAlign w:val="baseline"/>
@@ -225,144 +423,19 @@
             </w:pPr>
             <w:r>
               <w:rPr>
-                <w:rFonts w:hint="default"/>
-                <w:vertAlign w:val="baseline"/>
-                <w:lang w:val="en-US"/>
+                <w:rStyle w:val="4"/>
+                <w:rFonts w:ascii="Consolas" w:hAnsi="Consolas" w:eastAsia="Consolas" w:cs="Consolas"/>
+                <w:i w:val="0"/>
+                <w:iCs w:val="0"/>
+                <w:caps w:val="0"/>
+                <w:color w:val="3B3B3B"/>
+                <w:spacing w:val="0"/>
+                <w:sz w:val="21"/>
+                <w:szCs w:val="21"/>
+                <w:bdr w:val="none" w:color="auto" w:sz="0" w:space="0"/>
+                <w:shd w:val="clear" w:fill="F8F8F8"/>
               </w:rPr>
-              <w:t>sudo dnf remove -y docker \</w:t>
-            </w:r>
-          </w:p>
-          <w:p>
-            <w:pPr>
-              <w:widowControl w:val="0"/>
-              <w:jc w:val="both"/>
-              <w:rPr>
-                <w:rFonts w:hint="default"/>
-                <w:vertAlign w:val="baseline"/>
-                <w:lang w:val="en-US"/>
-              </w:rPr>
-            </w:pPr>
-            <w:r>
-              <w:rPr>
-                <w:rFonts w:hint="default"/>
-                <w:vertAlign w:val="baseline"/>
-                <w:lang w:val="en-US"/>
-              </w:rPr>
-              <w:t xml:space="preserve">    docker-client \</w:t>
-            </w:r>
-          </w:p>
-          <w:p>
-            <w:pPr>
-              <w:widowControl w:val="0"/>
-              <w:jc w:val="both"/>
-              <w:rPr>
-                <w:rFonts w:hint="default"/>
-                <w:vertAlign w:val="baseline"/>
-                <w:lang w:val="en-US"/>
-              </w:rPr>
-            </w:pPr>
-            <w:r>
-              <w:rPr>
-                <w:rFonts w:hint="default"/>
-                <w:vertAlign w:val="baseline"/>
-                <w:lang w:val="en-US"/>
-              </w:rPr>
-              <w:t xml:space="preserve">    docker-client-latest \</w:t>
-            </w:r>
-          </w:p>
-          <w:p>
-            <w:pPr>
-              <w:widowControl w:val="0"/>
-              <w:jc w:val="both"/>
-              <w:rPr>
-                <w:rFonts w:hint="default"/>
-                <w:vertAlign w:val="baseline"/>
-                <w:lang w:val="en-US"/>
-              </w:rPr>
-            </w:pPr>
-            <w:r>
-              <w:rPr>
-                <w:rFonts w:hint="default"/>
-                <w:vertAlign w:val="baseline"/>
-                <w:lang w:val="en-US"/>
-              </w:rPr>
-              <w:t xml:space="preserve">    docker-common \</w:t>
-            </w:r>
-          </w:p>
-          <w:p>
-            <w:pPr>
-              <w:widowControl w:val="0"/>
-              <w:jc w:val="both"/>
-              <w:rPr>
-                <w:rFonts w:hint="default"/>
-                <w:vertAlign w:val="baseline"/>
-                <w:lang w:val="en-US"/>
-              </w:rPr>
-            </w:pPr>
-            <w:r>
-              <w:rPr>
-                <w:rFonts w:hint="default"/>
-                <w:vertAlign w:val="baseline"/>
-                <w:lang w:val="en-US"/>
-              </w:rPr>
-              <w:t xml:space="preserve">    docker-latest \</w:t>
-            </w:r>
-          </w:p>
-          <w:p>
-            <w:pPr>
-              <w:widowControl w:val="0"/>
-              <w:jc w:val="both"/>
-              <w:rPr>
-                <w:rFonts w:hint="default"/>
-                <w:vertAlign w:val="baseline"/>
-                <w:lang w:val="en-US"/>
-              </w:rPr>
-            </w:pPr>
-            <w:r>
-              <w:rPr>
-                <w:rFonts w:hint="default"/>
-                <w:vertAlign w:val="baseline"/>
-                <w:lang w:val="en-US"/>
-              </w:rPr>
-              <w:t xml:space="preserve">    docker-latest-logrotate \</w:t>
-            </w:r>
-          </w:p>
-          <w:p>
-            <w:pPr>
-              <w:widowControl w:val="0"/>
-              <w:jc w:val="both"/>
-              <w:rPr>
-                <w:rFonts w:hint="default"/>
-                <w:vertAlign w:val="baseline"/>
-                <w:lang w:val="en-US"/>
-              </w:rPr>
-            </w:pPr>
-            <w:r>
-              <w:rPr>
-                <w:rFonts w:hint="default"/>
-                <w:vertAlign w:val="baseline"/>
-                <w:lang w:val="en-US"/>
-              </w:rPr>
-              <w:t xml:space="preserve">    docker-logrotate \</w:t>
-            </w:r>
-          </w:p>
-          <w:p>
-            <w:pPr>
-              <w:widowControl w:val="0"/>
-              <w:jc w:val="both"/>
-              <w:rPr>
-                <w:rFonts w:hint="default"/>
-                <w:vertAlign w:val="baseline"/>
-                <w:lang w:val="en-US"/>
-              </w:rPr>
-            </w:pPr>
-            <w:r>
-              <w:rPr>
-                <w:rFonts w:hint="default"/>
-                <w:vertAlign w:val="baseline"/>
-                <w:lang w:val="en-US"/>
-              </w:rPr>
-              <w:t xml:space="preserve">    docker-engine</w:t>
+              <w:t>docker pull quay.io/sclorg/mariadb-118-c10s</w:t>
             </w:r>
           </w:p>
         </w:tc>
@@ -375,155 +448,810 @@
           <w:lang w:val="en-US"/>
         </w:rPr>
       </w:pPr>
-      <w:r>
-        <w:rPr>
-          <w:rFonts w:hint="default"/>
-          <w:lang w:val="en-US"/>
-        </w:rPr>
-        <w:t>Student Screen capture</w:t>
-      </w:r>
-    </w:p>
-    <w:p>
-      <w:pPr>
-        <w:rPr>
-          <w:rFonts w:hint="default"/>
-          <w:lang w:val="en-US"/>
-        </w:rPr>
-      </w:pPr>
-    </w:p>
-    <w:p>
-      <w:pPr>
-        <w:rPr>
-          <w:rFonts w:hint="default"/>
-          <w:lang w:val="en-US"/>
-        </w:rPr>
-      </w:pPr>
-      <w:r>
-        <w:rPr>
-          <w:rFonts w:hint="default"/>
-          <w:lang w:val="en-US"/>
-        </w:rPr>
-        <w:t>2.2 Install dnf-plugins-core</w:t>
-      </w:r>
-    </w:p>
-    <w:p>
-      <w:pPr>
-        <w:rPr>
-          <w:rFonts w:hint="default"/>
-          <w:lang w:val="en-US"/>
-        </w:rPr>
-      </w:pPr>
-    </w:p>
-    <w:tbl>
-      <w:tblPr>
-        <w:tblStyle w:val="5"/>
-        <w:tblW w:w="0" w:type="auto"/>
-        <w:tblInd w:w="0" w:type="dxa"/>
-        <w:tblBorders>
-          <w:top w:val="single" w:color="auto" w:sz="4" w:space="0"/>
-          <w:left w:val="single" w:color="auto" w:sz="4" w:space="0"/>
-          <w:bottom w:val="single" w:color="auto" w:sz="4" w:space="0"/>
-          <w:right w:val="single" w:color="auto" w:sz="4" w:space="0"/>
-          <w:insideH w:val="single" w:color="auto" w:sz="4" w:space="0"/>
-          <w:insideV w:val="single" w:color="auto" w:sz="4" w:space="0"/>
-        </w:tblBorders>
-        <w:tblLayout w:type="autofit"/>
-        <w:tblCellMar>
-          <w:top w:w="0" w:type="dxa"/>
-          <w:left w:w="108" w:type="dxa"/>
-          <w:bottom w:w="0" w:type="dxa"/>
-          <w:right w:w="108" w:type="dxa"/>
-        </w:tblCellMar>
-      </w:tblPr>
-      <w:tblGrid>
-        <w:gridCol w:w="8522"/>
-      </w:tblGrid>
-      <w:tr>
-        <w:tblPrEx>
-          <w:tblBorders>
-            <w:top w:val="single" w:color="auto" w:sz="4" w:space="0"/>
-            <w:left w:val="single" w:color="auto" w:sz="4" w:space="0"/>
-            <w:bottom w:val="single" w:color="auto" w:sz="4" w:space="0"/>
-            <w:right w:val="single" w:color="auto" w:sz="4" w:space="0"/>
-            <w:insideH w:val="single" w:color="auto" w:sz="4" w:space="0"/>
-            <w:insideV w:val="single" w:color="auto" w:sz="4" w:space="0"/>
-          </w:tblBorders>
-          <w:tblCellMar>
-            <w:top w:w="0" w:type="dxa"/>
-            <w:left w:w="108" w:type="dxa"/>
-            <w:bottom w:w="0" w:type="dxa"/>
-            <w:right w:w="108" w:type="dxa"/>
-          </w:tblCellMar>
-        </w:tblPrEx>
-        <w:tc>
-          <w:tcPr>
-            <w:tcW w:w="8522" w:type="dxa"/>
-          </w:tcPr>
-          <w:p>
-            <w:pPr>
-              <w:widowControl w:val="0"/>
-              <w:jc w:val="both"/>
-              <w:rPr>
-                <w:rFonts w:hint="default"/>
-                <w:vertAlign w:val="baseline"/>
-                <w:lang w:val="en-US"/>
-              </w:rPr>
-            </w:pPr>
-            <w:r>
-              <w:rPr>
-                <w:rFonts w:hint="default"/>
-                <w:vertAlign w:val="baseline"/>
-                <w:lang w:val="en-US"/>
-              </w:rPr>
-              <w:t>sudo dnf -y install dnf-plugins-core</w:t>
-            </w:r>
-          </w:p>
-        </w:tc>
-      </w:tr>
-    </w:tbl>
-    <w:p>
-      <w:pPr>
-        <w:rPr>
-          <w:rFonts w:hint="default"/>
-          <w:lang w:val="en-US"/>
-        </w:rPr>
-      </w:pPr>
-      <w:r>
-        <w:rPr>
-          <w:rFonts w:hint="default"/>
-          <w:lang w:val="en-US"/>
-        </w:rPr>
-        <w:t>Student Screen capture</w:t>
-      </w:r>
-    </w:p>
-    <w:p>
-      <w:pPr>
-        <w:rPr>
-          <w:rFonts w:hint="default"/>
-          <w:lang w:val="en-US"/>
-        </w:rPr>
-      </w:pPr>
-    </w:p>
-    <w:p>
-      <w:pPr>
-        <w:rPr>
-          <w:rFonts w:hint="default"/>
-          <w:lang w:val="en-US"/>
-        </w:rPr>
-      </w:pPr>
-    </w:p>
-    <w:p>
-      <w:pPr>
-        <w:rPr>
-          <w:rFonts w:hint="default"/>
-          <w:lang w:val="en-US"/>
-        </w:rPr>
-      </w:pPr>
-    </w:p>
-    <w:p>
-      <w:pPr>
-        <w:rPr>
-          <w:rFonts w:hint="default"/>
+    </w:p>
+    <w:p>
+      <w:pPr>
+        <w:rPr>
+          <w:rFonts w:hint="default"/>
+          <w:lang w:val="en-US"/>
+        </w:rPr>
+      </w:pPr>
+    </w:p>
+    <w:p>
+      <w:pPr>
+        <w:rPr>
+          <w:rFonts w:hint="default"/>
+          <w:lang w:val="en-US"/>
+        </w:rPr>
+      </w:pPr>
+      <w:r>
+        <w:rPr>
+          <w:rFonts w:hint="default"/>
+          <w:lang w:val="en-US"/>
+        </w:rPr>
+        <w:t>Part 1 Create mariadb</w:t>
+      </w:r>
+    </w:p>
+    <w:p>
+      <w:pPr>
+        <w:numPr>
+          <w:ilvl w:val="1"/>
+          <w:numId w:val="1"/>
+        </w:numPr>
+        <w:rPr>
+          <w:rFonts w:hint="default"/>
+          <w:lang w:val="en-US"/>
+        </w:rPr>
+      </w:pPr>
+      <w:r>
+        <w:rPr>
+          <w:rFonts w:hint="default"/>
+          <w:lang w:val="en-US"/>
+        </w:rPr>
+        <w:t>Create Docker</w:t>
+      </w:r>
+    </w:p>
+    <w:p>
+      <w:pPr>
+        <w:numPr>
+          <w:ilvl w:val="1"/>
+          <w:numId w:val="1"/>
+        </w:numPr>
+        <w:rPr>
+          <w:rFonts w:hint="default"/>
+          <w:lang w:val="en-US"/>
+        </w:rPr>
+      </w:pPr>
+      <w:r>
+        <w:rPr>
+          <w:rFonts w:hint="default"/>
+          <w:lang w:val="en-US"/>
+        </w:rPr>
+        <w:t>Build image</w:t>
+      </w:r>
+    </w:p>
+    <w:p>
+      <w:pPr>
+        <w:rPr>
+          <w:rFonts w:ascii="Segoe UI" w:hAnsi="Segoe UI" w:eastAsia="Segoe UI" w:cs="Segoe UI"/>
+          <w:i w:val="0"/>
+          <w:iCs w:val="0"/>
+          <w:caps w:val="0"/>
+          <w:color w:val="3B3B3B"/>
+          <w:spacing w:val="0"/>
+          <w:sz w:val="21"/>
+          <w:szCs w:val="21"/>
+        </w:rPr>
+      </w:pPr>
+      <w:r>
+        <w:rPr>
+          <w:rFonts w:ascii="Segoe UI" w:hAnsi="Segoe UI" w:eastAsia="Segoe UI" w:cs="Segoe UI"/>
+          <w:i w:val="0"/>
+          <w:iCs w:val="0"/>
+          <w:caps w:val="0"/>
+          <w:color w:val="3B3B3B"/>
+          <w:spacing w:val="0"/>
+          <w:sz w:val="21"/>
+          <w:szCs w:val="21"/>
+        </w:rPr>
+        <w:t>1.3. Open Firewall port 3306</w:t>
+      </w:r>
+    </w:p>
+    <w:p>
+      <w:pPr>
+        <w:rPr>
+          <w:rFonts w:hint="default" w:ascii="Segoe UI" w:hAnsi="Segoe UI" w:eastAsia="Segoe UI" w:cs="Segoe UI"/>
+          <w:i w:val="0"/>
+          <w:iCs w:val="0"/>
+          <w:caps w:val="0"/>
+          <w:color w:val="3B3B3B"/>
+          <w:spacing w:val="0"/>
+          <w:sz w:val="21"/>
+          <w:szCs w:val="21"/>
+          <w:lang w:val="en-US"/>
+        </w:rPr>
+      </w:pPr>
+      <w:r>
+        <w:rPr>
+          <w:rFonts w:ascii="Segoe UI" w:hAnsi="Segoe UI" w:eastAsia="Segoe UI" w:cs="Segoe UI"/>
+          <w:i w:val="0"/>
+          <w:iCs w:val="0"/>
+          <w:caps w:val="0"/>
+          <w:color w:val="3B3B3B"/>
+          <w:spacing w:val="0"/>
+          <w:sz w:val="21"/>
+          <w:szCs w:val="21"/>
+        </w:rPr>
+        <w:t>1.4 Create volume</w:t>
+      </w:r>
+    </w:p>
+    <w:p>
+      <w:pPr>
+        <w:rPr>
+          <w:rFonts w:ascii="Segoe UI" w:hAnsi="Segoe UI" w:eastAsia="Segoe UI" w:cs="Segoe UI"/>
+          <w:i w:val="0"/>
+          <w:iCs w:val="0"/>
+          <w:caps w:val="0"/>
+          <w:color w:val="3B3B3B"/>
+          <w:spacing w:val="0"/>
+          <w:sz w:val="21"/>
+          <w:szCs w:val="21"/>
+        </w:rPr>
+      </w:pPr>
+      <w:r>
+        <w:rPr>
+          <w:rFonts w:ascii="Segoe UI" w:hAnsi="Segoe UI" w:eastAsia="Segoe UI" w:cs="Segoe UI"/>
+          <w:i w:val="0"/>
+          <w:iCs w:val="0"/>
+          <w:caps w:val="0"/>
+          <w:color w:val="3B3B3B"/>
+          <w:spacing w:val="0"/>
+          <w:sz w:val="21"/>
+          <w:szCs w:val="21"/>
+        </w:rPr>
+        <w:t>1.5 Run Container</w:t>
+      </w:r>
+    </w:p>
+    <w:p>
+      <w:pPr>
+        <w:rPr>
+          <w:rFonts w:ascii="Segoe UI" w:hAnsi="Segoe UI" w:eastAsia="Segoe UI" w:cs="Segoe UI"/>
+          <w:i w:val="0"/>
+          <w:iCs w:val="0"/>
+          <w:caps w:val="0"/>
+          <w:color w:val="3B3B3B"/>
+          <w:spacing w:val="0"/>
+          <w:sz w:val="21"/>
+          <w:szCs w:val="21"/>
+        </w:rPr>
+      </w:pPr>
+      <w:r>
+        <w:rPr>
+          <w:rFonts w:ascii="Segoe UI" w:hAnsi="Segoe UI" w:eastAsia="Segoe UI" w:cs="Segoe UI"/>
+          <w:i w:val="0"/>
+          <w:iCs w:val="0"/>
+          <w:caps w:val="0"/>
+          <w:color w:val="3B3B3B"/>
+          <w:spacing w:val="0"/>
+          <w:sz w:val="21"/>
+          <w:szCs w:val="21"/>
+        </w:rPr>
+        <w:t>(option: Test Connection data - Dbeaver)</w:t>
+      </w:r>
+    </w:p>
+    <w:p>
+      <w:pPr>
+        <w:rPr>
+          <w:rFonts w:ascii="Segoe UI" w:hAnsi="Segoe UI" w:eastAsia="Segoe UI" w:cs="Segoe UI"/>
+          <w:i w:val="0"/>
+          <w:iCs w:val="0"/>
+          <w:caps w:val="0"/>
+          <w:color w:val="3B3B3B"/>
+          <w:spacing w:val="0"/>
+          <w:sz w:val="21"/>
+          <w:szCs w:val="21"/>
+        </w:rPr>
+      </w:pPr>
+      <w:r>
+        <w:rPr>
+          <w:rFonts w:ascii="Segoe UI" w:hAnsi="Segoe UI" w:eastAsia="Segoe UI" w:cs="Segoe UI"/>
+          <w:i w:val="0"/>
+          <w:iCs w:val="0"/>
+          <w:caps w:val="0"/>
+          <w:color w:val="3B3B3B"/>
+          <w:spacing w:val="0"/>
+          <w:sz w:val="21"/>
+          <w:szCs w:val="21"/>
+        </w:rPr>
+        <w:t>1.6 Create databae</w:t>
+      </w:r>
+    </w:p>
+    <w:p>
+      <w:pPr>
+        <w:rPr>
+          <w:rFonts w:hint="default" w:ascii="Segoe UI" w:hAnsi="Segoe UI" w:eastAsia="Segoe UI" w:cs="Segoe UI"/>
+          <w:i w:val="0"/>
+          <w:iCs w:val="0"/>
+          <w:caps w:val="0"/>
+          <w:color w:val="3B3B3B"/>
+          <w:spacing w:val="0"/>
+          <w:sz w:val="21"/>
+          <w:szCs w:val="21"/>
+          <w:lang w:val="en-US"/>
+        </w:rPr>
+      </w:pPr>
+      <w:r>
+        <w:rPr>
+          <w:rFonts w:ascii="Segoe UI" w:hAnsi="Segoe UI" w:eastAsia="Segoe UI" w:cs="Segoe UI"/>
+          <w:i w:val="0"/>
+          <w:iCs w:val="0"/>
+          <w:caps w:val="0"/>
+          <w:color w:val="3B3B3B"/>
+          <w:spacing w:val="0"/>
+          <w:sz w:val="21"/>
+          <w:szCs w:val="21"/>
+        </w:rPr>
+        <w:t>1.7 Give app_user access to the new database</w:t>
+      </w:r>
+    </w:p>
+    <w:p>
+      <w:pPr>
+        <w:rPr>
+          <w:rFonts w:ascii="Segoe UI" w:hAnsi="Segoe UI" w:eastAsia="Segoe UI" w:cs="Segoe UI"/>
+          <w:i w:val="0"/>
+          <w:iCs w:val="0"/>
+          <w:caps w:val="0"/>
+          <w:color w:val="3B3B3B"/>
+          <w:spacing w:val="0"/>
+          <w:sz w:val="21"/>
+          <w:szCs w:val="21"/>
+        </w:rPr>
+      </w:pPr>
+      <w:r>
+        <w:rPr>
+          <w:rFonts w:ascii="Segoe UI" w:hAnsi="Segoe UI" w:eastAsia="Segoe UI" w:cs="Segoe UI"/>
+          <w:i w:val="0"/>
+          <w:iCs w:val="0"/>
+          <w:caps w:val="0"/>
+          <w:color w:val="3B3B3B"/>
+          <w:spacing w:val="0"/>
+          <w:sz w:val="21"/>
+          <w:szCs w:val="21"/>
+        </w:rPr>
+        <w:t>1.8 Re Run 1.6 after add privilage</w:t>
+      </w:r>
+    </w:p>
+    <w:p>
+      <w:pPr>
+        <w:rPr>
+          <w:rFonts w:ascii="Segoe UI" w:hAnsi="Segoe UI" w:eastAsia="Segoe UI" w:cs="Segoe UI"/>
+          <w:i w:val="0"/>
+          <w:iCs w:val="0"/>
+          <w:caps w:val="0"/>
+          <w:color w:val="3B3B3B"/>
+          <w:spacing w:val="0"/>
+          <w:sz w:val="21"/>
+          <w:szCs w:val="21"/>
+        </w:rPr>
+      </w:pPr>
+    </w:p>
+    <w:p>
+      <w:pPr>
+        <w:rPr>
+          <w:rFonts w:hint="default" w:ascii="Segoe UI" w:hAnsi="Segoe UI" w:eastAsia="Segoe UI" w:cs="Segoe UI"/>
+          <w:i w:val="0"/>
+          <w:iCs w:val="0"/>
+          <w:caps w:val="0"/>
+          <w:color w:val="3B3B3B"/>
+          <w:spacing w:val="0"/>
+          <w:sz w:val="21"/>
+          <w:szCs w:val="21"/>
+          <w:lang w:val="en-US"/>
+        </w:rPr>
+      </w:pPr>
+      <w:r>
+        <w:rPr>
+          <w:rFonts w:hint="default" w:ascii="Segoe UI" w:hAnsi="Segoe UI" w:eastAsia="Segoe UI" w:cs="Segoe UI"/>
+          <w:i w:val="0"/>
+          <w:iCs w:val="0"/>
+          <w:caps w:val="0"/>
+          <w:color w:val="3B3B3B"/>
+          <w:spacing w:val="0"/>
+          <w:sz w:val="21"/>
+          <w:szCs w:val="21"/>
+          <w:lang w:val="en-US"/>
+        </w:rPr>
+        <w:t>Part 2 Next Learn building from a Dockerfile</w:t>
+      </w:r>
+    </w:p>
+    <w:p>
+      <w:pPr>
+        <w:rPr>
+          <w:rFonts w:ascii="Segoe UI" w:hAnsi="Segoe UI" w:eastAsia="Segoe UI" w:cs="Segoe UI"/>
+          <w:i w:val="0"/>
+          <w:iCs w:val="0"/>
+          <w:caps w:val="0"/>
+          <w:color w:val="3B3B3B"/>
+          <w:spacing w:val="0"/>
+          <w:sz w:val="21"/>
+          <w:szCs w:val="21"/>
+        </w:rPr>
+      </w:pPr>
+      <w:r>
+        <w:rPr>
+          <w:rFonts w:ascii="Segoe UI" w:hAnsi="Segoe UI" w:eastAsia="Segoe UI" w:cs="Segoe UI"/>
+          <w:i w:val="0"/>
+          <w:iCs w:val="0"/>
+          <w:caps w:val="0"/>
+          <w:color w:val="3B3B3B"/>
+          <w:spacing w:val="0"/>
+          <w:sz w:val="21"/>
+          <w:szCs w:val="21"/>
+        </w:rPr>
+        <w:t>2.1 create folder</w:t>
+      </w:r>
+    </w:p>
+    <w:p>
+      <w:pPr>
+        <w:rPr>
+          <w:rFonts w:hint="default" w:ascii="Segoe UI" w:hAnsi="Segoe UI" w:eastAsia="Segoe UI" w:cs="Segoe UI"/>
+          <w:i w:val="0"/>
+          <w:iCs w:val="0"/>
+          <w:caps w:val="0"/>
+          <w:color w:val="3B3B3B"/>
+          <w:spacing w:val="0"/>
+          <w:sz w:val="21"/>
+          <w:szCs w:val="21"/>
+        </w:rPr>
+      </w:pPr>
+      <w:r>
+        <w:rPr>
+          <w:rFonts w:ascii="Segoe UI" w:hAnsi="Segoe UI" w:eastAsia="Segoe UI" w:cs="Segoe UI"/>
+          <w:i w:val="0"/>
+          <w:iCs w:val="0"/>
+          <w:caps w:val="0"/>
+          <w:color w:val="3B3B3B"/>
+          <w:spacing w:val="0"/>
+          <w:sz w:val="21"/>
+          <w:szCs w:val="21"/>
+        </w:rPr>
+        <w:t>2.2 generate</w:t>
+      </w:r>
+      <w:r>
+        <w:rPr>
+          <w:rFonts w:hint="default" w:ascii="Segoe UI" w:hAnsi="Segoe UI" w:eastAsia="Segoe UI" w:cs="Segoe UI"/>
+          <w:i w:val="0"/>
+          <w:iCs w:val="0"/>
+          <w:caps w:val="0"/>
+          <w:color w:val="3B3B3B"/>
+          <w:spacing w:val="0"/>
+          <w:sz w:val="21"/>
+          <w:szCs w:val="21"/>
+        </w:rPr>
+        <w:t> </w:t>
+      </w:r>
+      <w:r>
+        <w:rPr>
+          <w:rStyle w:val="4"/>
+          <w:rFonts w:ascii="Consolas" w:hAnsi="Consolas" w:eastAsia="Consolas" w:cs="Consolas"/>
+          <w:i w:val="0"/>
+          <w:iCs w:val="0"/>
+          <w:caps w:val="0"/>
+          <w:color w:val="3B3B3B"/>
+          <w:spacing w:val="0"/>
+          <w:sz w:val="21"/>
+          <w:szCs w:val="21"/>
+          <w:bdr w:val="none" w:color="auto" w:sz="0" w:space="0"/>
+        </w:rPr>
+        <w:t>Dockerfile</w:t>
+      </w:r>
+      <w:r>
+        <w:rPr>
+          <w:rFonts w:hint="default" w:ascii="Segoe UI" w:hAnsi="Segoe UI" w:eastAsia="Segoe UI" w:cs="Segoe UI"/>
+          <w:i w:val="0"/>
+          <w:iCs w:val="0"/>
+          <w:caps w:val="0"/>
+          <w:color w:val="3B3B3B"/>
+          <w:spacing w:val="0"/>
+          <w:sz w:val="21"/>
+          <w:szCs w:val="21"/>
+        </w:rPr>
+        <w:t> to create docker image</w:t>
+      </w:r>
+    </w:p>
+    <w:p>
+      <w:pPr>
+        <w:rPr>
+          <w:rStyle w:val="4"/>
+          <w:rFonts w:ascii="Consolas" w:hAnsi="Consolas" w:eastAsia="Consolas" w:cs="Consolas"/>
+          <w:i w:val="0"/>
+          <w:iCs w:val="0"/>
+          <w:caps w:val="0"/>
+          <w:color w:val="3B3B3B"/>
+          <w:spacing w:val="0"/>
+          <w:sz w:val="21"/>
+          <w:szCs w:val="21"/>
+          <w:bdr w:val="none" w:color="auto" w:sz="0" w:space="0"/>
+        </w:rPr>
+      </w:pPr>
+      <w:r>
+        <w:rPr>
+          <w:rFonts w:ascii="Segoe UI" w:hAnsi="Segoe UI" w:eastAsia="Segoe UI" w:cs="Segoe UI"/>
+          <w:i w:val="0"/>
+          <w:iCs w:val="0"/>
+          <w:caps w:val="0"/>
+          <w:color w:val="3B3B3B"/>
+          <w:spacing w:val="0"/>
+          <w:sz w:val="21"/>
+          <w:szCs w:val="21"/>
+        </w:rPr>
+        <w:t>2.3 generate</w:t>
+      </w:r>
+      <w:r>
+        <w:rPr>
+          <w:rFonts w:hint="default" w:ascii="Segoe UI" w:hAnsi="Segoe UI" w:eastAsia="Segoe UI" w:cs="Segoe UI"/>
+          <w:i w:val="0"/>
+          <w:iCs w:val="0"/>
+          <w:caps w:val="0"/>
+          <w:color w:val="3B3B3B"/>
+          <w:spacing w:val="0"/>
+          <w:sz w:val="21"/>
+          <w:szCs w:val="21"/>
+        </w:rPr>
+        <w:t> </w:t>
+      </w:r>
+      <w:r>
+        <w:rPr>
+          <w:rStyle w:val="4"/>
+          <w:rFonts w:ascii="Consolas" w:hAnsi="Consolas" w:eastAsia="Consolas" w:cs="Consolas"/>
+          <w:i w:val="0"/>
+          <w:iCs w:val="0"/>
+          <w:caps w:val="0"/>
+          <w:color w:val="3B3B3B"/>
+          <w:spacing w:val="0"/>
+          <w:sz w:val="21"/>
+          <w:szCs w:val="21"/>
+          <w:bdr w:val="none" w:color="auto" w:sz="0" w:space="0"/>
+        </w:rPr>
+        <w:t>index.html</w:t>
+      </w:r>
+    </w:p>
+    <w:p>
+      <w:pPr>
+        <w:rPr>
+          <w:rStyle w:val="4"/>
+          <w:rFonts w:ascii="Consolas" w:hAnsi="Consolas" w:eastAsia="Consolas" w:cs="Consolas"/>
+          <w:i w:val="0"/>
+          <w:iCs w:val="0"/>
+          <w:caps w:val="0"/>
+          <w:color w:val="3B3B3B"/>
+          <w:spacing w:val="0"/>
+          <w:sz w:val="21"/>
+          <w:szCs w:val="21"/>
+          <w:bdr w:val="none" w:color="auto" w:sz="0" w:space="0"/>
+        </w:rPr>
+      </w:pPr>
+      <w:r>
+        <w:rPr>
+          <w:rFonts w:ascii="Segoe UI" w:hAnsi="Segoe UI" w:eastAsia="Segoe UI" w:cs="Segoe UI"/>
+          <w:i w:val="0"/>
+          <w:iCs w:val="0"/>
+          <w:caps w:val="0"/>
+          <w:color w:val="3B3B3B"/>
+          <w:spacing w:val="0"/>
+          <w:sz w:val="21"/>
+          <w:szCs w:val="21"/>
+        </w:rPr>
+        <w:t>2.4 generate</w:t>
+      </w:r>
+      <w:r>
+        <w:rPr>
+          <w:rFonts w:hint="default" w:ascii="Segoe UI" w:hAnsi="Segoe UI" w:eastAsia="Segoe UI" w:cs="Segoe UI"/>
+          <w:i w:val="0"/>
+          <w:iCs w:val="0"/>
+          <w:caps w:val="0"/>
+          <w:color w:val="3B3B3B"/>
+          <w:spacing w:val="0"/>
+          <w:sz w:val="21"/>
+          <w:szCs w:val="21"/>
+        </w:rPr>
+        <w:t> </w:t>
+      </w:r>
+      <w:r>
+        <w:rPr>
+          <w:rStyle w:val="4"/>
+          <w:rFonts w:ascii="Consolas" w:hAnsi="Consolas" w:eastAsia="Consolas" w:cs="Consolas"/>
+          <w:i w:val="0"/>
+          <w:iCs w:val="0"/>
+          <w:caps w:val="0"/>
+          <w:color w:val="3B3B3B"/>
+          <w:spacing w:val="0"/>
+          <w:sz w:val="21"/>
+          <w:szCs w:val="21"/>
+          <w:bdr w:val="none" w:color="auto" w:sz="0" w:space="0"/>
+        </w:rPr>
+        <w:t>app.js</w:t>
+      </w:r>
+    </w:p>
+    <w:p>
+      <w:pPr>
+        <w:rPr>
+          <w:rStyle w:val="4"/>
+          <w:rFonts w:ascii="Consolas" w:hAnsi="Consolas" w:eastAsia="Consolas" w:cs="Consolas"/>
+          <w:i w:val="0"/>
+          <w:iCs w:val="0"/>
+          <w:caps w:val="0"/>
+          <w:color w:val="3B3B3B"/>
+          <w:spacing w:val="0"/>
+          <w:sz w:val="21"/>
+          <w:szCs w:val="21"/>
+          <w:bdr w:val="none" w:color="auto" w:sz="0" w:space="0"/>
+        </w:rPr>
+      </w:pPr>
+      <w:r>
+        <w:rPr>
+          <w:rFonts w:ascii="Segoe UI" w:hAnsi="Segoe UI" w:eastAsia="Segoe UI" w:cs="Segoe UI"/>
+          <w:i w:val="0"/>
+          <w:iCs w:val="0"/>
+          <w:caps w:val="0"/>
+          <w:color w:val="3B3B3B"/>
+          <w:spacing w:val="0"/>
+          <w:sz w:val="21"/>
+          <w:szCs w:val="21"/>
+        </w:rPr>
+        <w:t>2.5 generate</w:t>
+      </w:r>
+      <w:r>
+        <w:rPr>
+          <w:rFonts w:hint="default" w:ascii="Segoe UI" w:hAnsi="Segoe UI" w:eastAsia="Segoe UI" w:cs="Segoe UI"/>
+          <w:i w:val="0"/>
+          <w:iCs w:val="0"/>
+          <w:caps w:val="0"/>
+          <w:color w:val="3B3B3B"/>
+          <w:spacing w:val="0"/>
+          <w:sz w:val="21"/>
+          <w:szCs w:val="21"/>
+        </w:rPr>
+        <w:t> </w:t>
+      </w:r>
+      <w:r>
+        <w:rPr>
+          <w:rStyle w:val="4"/>
+          <w:rFonts w:ascii="Consolas" w:hAnsi="Consolas" w:eastAsia="Consolas" w:cs="Consolas"/>
+          <w:i w:val="0"/>
+          <w:iCs w:val="0"/>
+          <w:caps w:val="0"/>
+          <w:color w:val="3B3B3B"/>
+          <w:spacing w:val="0"/>
+          <w:sz w:val="21"/>
+          <w:szCs w:val="21"/>
+          <w:bdr w:val="none" w:color="auto" w:sz="0" w:space="0"/>
+        </w:rPr>
+        <w:t>nginx.conf</w:t>
+      </w:r>
+    </w:p>
+    <w:p>
+      <w:pPr>
+        <w:rPr>
+          <w:rFonts w:ascii="Segoe UI" w:hAnsi="Segoe UI" w:eastAsia="Segoe UI" w:cs="Segoe UI"/>
+          <w:i w:val="0"/>
+          <w:iCs w:val="0"/>
+          <w:caps w:val="0"/>
+          <w:color w:val="3B3B3B"/>
+          <w:spacing w:val="0"/>
+          <w:sz w:val="21"/>
+          <w:szCs w:val="21"/>
+        </w:rPr>
+      </w:pPr>
+      <w:r>
+        <w:rPr>
+          <w:rFonts w:ascii="Segoe UI" w:hAnsi="Segoe UI" w:eastAsia="Segoe UI" w:cs="Segoe UI"/>
+          <w:i w:val="0"/>
+          <w:iCs w:val="0"/>
+          <w:caps w:val="0"/>
+          <w:color w:val="3B3B3B"/>
+          <w:spacing w:val="0"/>
+          <w:sz w:val="21"/>
+          <w:szCs w:val="21"/>
+        </w:rPr>
+        <w:t>2.6 List output files in project folder</w:t>
+      </w:r>
+    </w:p>
+    <w:p>
+      <w:pPr>
+        <w:rPr>
+          <w:rFonts w:ascii="Segoe UI" w:hAnsi="Segoe UI" w:eastAsia="Segoe UI" w:cs="Segoe UI"/>
+          <w:i w:val="0"/>
+          <w:iCs w:val="0"/>
+          <w:caps w:val="0"/>
+          <w:color w:val="3B3B3B"/>
+          <w:spacing w:val="0"/>
+          <w:sz w:val="21"/>
+          <w:szCs w:val="21"/>
+        </w:rPr>
+      </w:pPr>
+      <w:r>
+        <w:rPr>
+          <w:rFonts w:ascii="Segoe UI" w:hAnsi="Segoe UI" w:eastAsia="Segoe UI" w:cs="Segoe UI"/>
+          <w:i w:val="0"/>
+          <w:iCs w:val="0"/>
+          <w:caps w:val="0"/>
+          <w:color w:val="3B3B3B"/>
+          <w:spacing w:val="0"/>
+          <w:sz w:val="21"/>
+          <w:szCs w:val="21"/>
+        </w:rPr>
+        <w:t>2.7 Explaination</w:t>
+      </w:r>
+    </w:p>
+    <w:p>
+      <w:pPr>
+        <w:rPr>
+          <w:rFonts w:ascii="Segoe UI" w:hAnsi="Segoe UI" w:eastAsia="Segoe UI" w:cs="Segoe UI"/>
+          <w:i w:val="0"/>
+          <w:iCs w:val="0"/>
+          <w:caps w:val="0"/>
+          <w:color w:val="3B3B3B"/>
+          <w:spacing w:val="0"/>
+          <w:sz w:val="21"/>
+          <w:szCs w:val="21"/>
+        </w:rPr>
+      </w:pPr>
+      <w:r>
+        <w:rPr>
+          <w:rFonts w:ascii="Segoe UI" w:hAnsi="Segoe UI" w:eastAsia="Segoe UI" w:cs="Segoe UI"/>
+          <w:i w:val="0"/>
+          <w:iCs w:val="0"/>
+          <w:caps w:val="0"/>
+          <w:color w:val="3B3B3B"/>
+          <w:spacing w:val="0"/>
+          <w:sz w:val="21"/>
+          <w:szCs w:val="21"/>
+        </w:rPr>
+        <w:t>2.8 Enable firewall</w:t>
+      </w:r>
+    </w:p>
+    <w:p>
+      <w:pPr>
+        <w:rPr>
+          <w:rFonts w:ascii="Segoe UI" w:hAnsi="Segoe UI" w:eastAsia="Segoe UI" w:cs="Segoe UI"/>
+          <w:i w:val="0"/>
+          <w:iCs w:val="0"/>
+          <w:caps w:val="0"/>
+          <w:color w:val="3B3B3B"/>
+          <w:spacing w:val="0"/>
+          <w:sz w:val="21"/>
+          <w:szCs w:val="21"/>
+        </w:rPr>
+      </w:pPr>
+      <w:r>
+        <w:rPr>
+          <w:rFonts w:ascii="Segoe UI" w:hAnsi="Segoe UI" w:eastAsia="Segoe UI" w:cs="Segoe UI"/>
+          <w:i w:val="0"/>
+          <w:iCs w:val="0"/>
+          <w:caps w:val="0"/>
+          <w:color w:val="3B3B3B"/>
+          <w:spacing w:val="0"/>
+          <w:sz w:val="21"/>
+          <w:szCs w:val="21"/>
+        </w:rPr>
+        <w:t>2.9 Build and Run</w:t>
+      </w:r>
+    </w:p>
+    <w:p>
+      <w:pPr>
+        <w:rPr>
+          <w:rFonts w:ascii="Segoe UI" w:hAnsi="Segoe UI" w:eastAsia="Segoe UI" w:cs="Segoe UI"/>
+          <w:i w:val="0"/>
+          <w:iCs w:val="0"/>
+          <w:caps w:val="0"/>
+          <w:color w:val="3B3B3B"/>
+          <w:spacing w:val="0"/>
+          <w:sz w:val="21"/>
+          <w:szCs w:val="21"/>
+        </w:rPr>
+      </w:pPr>
+      <w:r>
+        <w:rPr>
+          <w:rFonts w:ascii="Segoe UI" w:hAnsi="Segoe UI" w:eastAsia="Segoe UI" w:cs="Segoe UI"/>
+          <w:i w:val="0"/>
+          <w:iCs w:val="0"/>
+          <w:caps w:val="0"/>
+          <w:color w:val="3B3B3B"/>
+          <w:spacing w:val="0"/>
+          <w:sz w:val="21"/>
+          <w:szCs w:val="21"/>
+        </w:rPr>
+        <w:t>2.10 list your image</w:t>
+      </w:r>
+    </w:p>
+    <w:p>
+      <w:pPr>
+        <w:keepNext w:val="0"/>
+        <w:keepLines w:val="0"/>
+        <w:widowControl/>
+        <w:suppressLineNumbers w:val="0"/>
+        <w:shd w:val="clear" w:fill="FFFFFF"/>
+        <w:spacing w:line="190" w:lineRule="atLeast"/>
+        <w:jc w:val="left"/>
+        <w:rPr>
+          <w:rFonts w:ascii="Consolas" w:hAnsi="Consolas" w:eastAsia="Consolas" w:cs="Consolas"/>
+          <w:b w:val="0"/>
+          <w:bCs w:val="0"/>
+          <w:color w:val="3B3B3B"/>
+          <w:sz w:val="21"/>
+          <w:szCs w:val="21"/>
+        </w:rPr>
+      </w:pPr>
+      <w:r>
+        <w:rPr>
+          <w:rFonts w:hint="default" w:ascii="Consolas" w:hAnsi="Consolas" w:eastAsia="Consolas" w:cs="Consolas"/>
+          <w:b w:val="0"/>
+          <w:bCs w:val="0"/>
+          <w:color w:val="3B3B3B"/>
+          <w:kern w:val="0"/>
+          <w:sz w:val="21"/>
+          <w:szCs w:val="21"/>
+          <w:shd w:val="clear" w:fill="FFFFFF"/>
+          <w:lang w:val="en-US" w:eastAsia="zh-CN" w:bidi="ar"/>
+        </w:rPr>
+        <w:t>2.11 Create host_logs folder to store log outsite container</w:t>
+      </w:r>
+    </w:p>
+    <w:p>
+      <w:pPr>
+        <w:keepNext w:val="0"/>
+        <w:keepLines w:val="0"/>
+        <w:widowControl/>
+        <w:suppressLineNumbers w:val="0"/>
+        <w:shd w:val="clear" w:fill="FFFFFF"/>
+        <w:spacing w:line="190" w:lineRule="atLeast"/>
+        <w:jc w:val="left"/>
+        <w:rPr>
+          <w:rFonts w:ascii="Consolas" w:hAnsi="Consolas" w:eastAsia="Consolas" w:cs="Consolas"/>
+          <w:b w:val="0"/>
+          <w:bCs w:val="0"/>
+          <w:color w:val="3B3B3B"/>
+          <w:sz w:val="21"/>
+          <w:szCs w:val="21"/>
+        </w:rPr>
+      </w:pPr>
+      <w:r>
+        <w:rPr>
+          <w:rFonts w:hint="default" w:ascii="Consolas" w:hAnsi="Consolas" w:eastAsia="Consolas" w:cs="Consolas"/>
+          <w:b w:val="0"/>
+          <w:bCs w:val="0"/>
+          <w:color w:val="3B3B3B"/>
+          <w:kern w:val="0"/>
+          <w:sz w:val="21"/>
+          <w:szCs w:val="21"/>
+          <w:shd w:val="clear" w:fill="FFFFFF"/>
+          <w:lang w:val="en-US" w:eastAsia="zh-CN" w:bidi="ar"/>
+        </w:rPr>
+        <w:t>2.12 Open open new terminal</w:t>
+      </w:r>
+    </w:p>
+    <w:p>
+      <w:pPr>
+        <w:rPr>
+          <w:rFonts w:ascii="Segoe UI" w:hAnsi="Segoe UI" w:eastAsia="Segoe UI" w:cs="Segoe UI"/>
+          <w:i w:val="0"/>
+          <w:iCs w:val="0"/>
+          <w:caps w:val="0"/>
+          <w:color w:val="3B3B3B"/>
+          <w:spacing w:val="0"/>
+          <w:sz w:val="21"/>
+          <w:szCs w:val="21"/>
+        </w:rPr>
+      </w:pPr>
+      <w:bookmarkStart w:id="0" w:name="_GoBack"/>
+      <w:bookmarkEnd w:id="0"/>
+    </w:p>
+    <w:p>
+      <w:pPr>
+        <w:rPr>
+          <w:rFonts w:ascii="Segoe UI" w:hAnsi="Segoe UI" w:eastAsia="Segoe UI" w:cs="Segoe UI"/>
+          <w:i w:val="0"/>
+          <w:iCs w:val="0"/>
+          <w:caps w:val="0"/>
+          <w:color w:val="3B3B3B"/>
+          <w:spacing w:val="0"/>
+          <w:sz w:val="21"/>
+          <w:szCs w:val="21"/>
+        </w:rPr>
+      </w:pPr>
+    </w:p>
+    <w:p>
+      <w:pPr>
+        <w:rPr>
+          <w:rFonts w:hint="default" w:ascii="Segoe UI" w:hAnsi="Segoe UI" w:eastAsia="Segoe UI" w:cs="Segoe UI"/>
+          <w:i w:val="0"/>
+          <w:iCs w:val="0"/>
+          <w:caps w:val="0"/>
+          <w:color w:val="3B3B3B"/>
+          <w:spacing w:val="0"/>
+          <w:sz w:val="21"/>
+          <w:szCs w:val="21"/>
           <w:lang w:val="en-US"/>
         </w:rPr>
       </w:pPr>
@@ -536,6 +1264,136 @@
     </w:sectPr>
   </w:body>
 </w:document>
+</file>
+
+<file path=word/numbering.xml><?xml version="1.0" encoding="utf-8"?>
+<w:numbering xmlns:wpc="http://schemas.microsoft.com/office/word/2010/wordprocessingCanvas" xmlns:mc="http://schemas.openxmlformats.org/markup-compatibility/2006" xmlns:o="urn:schemas-microsoft-com:office:office" xmlns:r="http://schemas.openxmlformats.org/officeDocument/2006/relationships" xmlns:m="http://schemas.openxmlformats.org/officeDocument/2006/math" xmlns:v="urn:schemas-microsoft-com:vml" xmlns:wp14="http://schemas.microsoft.com/office/word/2010/wordprocessingDrawing" xmlns:wp="http://schemas.openxmlformats.org/drawingml/2006/wordprocessingDrawing" xmlns:w10="urn:schemas-microsoft-com:office:word" xmlns:w="http://schemas.openxmlformats.org/wordprocessingml/2006/main" xmlns:w14="http://schemas.microsoft.com/office/word/2010/wordml" xmlns:wpg="http://schemas.microsoft.com/office/word/2010/wordprocessingGroup" xmlns:wpi="http://schemas.microsoft.com/office/word/2010/wordprocessingInk" xmlns:wne="http://schemas.microsoft.com/office/word/2006/wordml" xmlns:wps="http://schemas.microsoft.com/office/word/2010/wordprocessingShape" xmlns:wpsCustomData="http://www.wps.cn/officeDocument/2013/wpsCustomData" mc:Ignorable="w14 wp14">
+  <w:abstractNum w:abstractNumId="0">
+    <w:nsid w:val="84572D50"/>
+    <w:multiLevelType w:val="multilevel"/>
+    <w:tmpl w:val="84572D50"/>
+    <w:lvl w:ilvl="0" w:tentative="0">
+      <w:start w:val="1"/>
+      <w:numFmt w:val="decimal"/>
+      <w:suff w:val="space"/>
+      <w:lvlText w:val="%1"/>
+      <w:lvlJc w:val="left"/>
+      <w:pPr>
+        <w:ind w:left="0" w:leftChars="0" w:firstLine="0" w:firstLineChars="0"/>
+      </w:pPr>
+      <w:rPr>
+        <w:rFonts w:hint="default"/>
+      </w:rPr>
+    </w:lvl>
+    <w:lvl w:ilvl="1" w:tentative="0">
+      <w:start w:val="1"/>
+      <w:numFmt w:val="decimal"/>
+      <w:suff w:val="space"/>
+      <w:lvlText w:val="%1.%2"/>
+      <w:lvlJc w:val="left"/>
+      <w:pPr>
+        <w:ind w:left="0" w:leftChars="0" w:firstLine="0" w:firstLineChars="0"/>
+      </w:pPr>
+      <w:rPr>
+        <w:rFonts w:hint="default"/>
+      </w:rPr>
+    </w:lvl>
+    <w:lvl w:ilvl="2" w:tentative="0">
+      <w:start w:val="1"/>
+      <w:numFmt w:val="decimal"/>
+      <w:suff w:val="space"/>
+      <w:lvlText w:val="%1.%2.%3"/>
+      <w:lvlJc w:val="left"/>
+      <w:pPr>
+        <w:ind w:left="0" w:leftChars="0" w:firstLine="0" w:firstLineChars="0"/>
+      </w:pPr>
+      <w:rPr>
+        <w:rFonts w:hint="default"/>
+      </w:rPr>
+    </w:lvl>
+    <w:lvl w:ilvl="3" w:tentative="0">
+      <w:start w:val="1"/>
+      <w:numFmt w:val="decimal"/>
+      <w:suff w:val="space"/>
+      <w:lvlText w:val="%1.%2.%3.%4"/>
+      <w:lvlJc w:val="left"/>
+      <w:pPr>
+        <w:ind w:left="0" w:leftChars="0" w:firstLine="0" w:firstLineChars="0"/>
+      </w:pPr>
+      <w:rPr>
+        <w:rFonts w:hint="default"/>
+      </w:rPr>
+    </w:lvl>
+    <w:lvl w:ilvl="4" w:tentative="0">
+      <w:start w:val="1"/>
+      <w:numFmt w:val="decimal"/>
+      <w:suff w:val="space"/>
+      <w:lvlText w:val="%1.%2.%3.%4.%5"/>
+      <w:lvlJc w:val="left"/>
+      <w:pPr>
+        <w:ind w:left="0" w:leftChars="0" w:firstLine="0" w:firstLineChars="0"/>
+      </w:pPr>
+      <w:rPr>
+        <w:rFonts w:hint="default"/>
+      </w:rPr>
+    </w:lvl>
+    <w:lvl w:ilvl="5" w:tentative="0">
+      <w:start w:val="1"/>
+      <w:numFmt w:val="decimal"/>
+      <w:suff w:val="space"/>
+      <w:lvlText w:val="%1.%2.%3.%4.%5.%6"/>
+      <w:lvlJc w:val="left"/>
+      <w:pPr>
+        <w:ind w:left="0" w:leftChars="0" w:firstLine="0" w:firstLineChars="0"/>
+      </w:pPr>
+      <w:rPr>
+        <w:rFonts w:hint="default"/>
+      </w:rPr>
+    </w:lvl>
+    <w:lvl w:ilvl="6" w:tentative="0">
+      <w:start w:val="1"/>
+      <w:numFmt w:val="decimal"/>
+      <w:suff w:val="space"/>
+      <w:lvlText w:val="%1.%2.%3.%4.%5.%6.%7"/>
+      <w:lvlJc w:val="left"/>
+      <w:pPr>
+        <w:ind w:left="0" w:leftChars="0" w:firstLine="0" w:firstLineChars="0"/>
+      </w:pPr>
+      <w:rPr>
+        <w:rFonts w:hint="default"/>
+      </w:rPr>
+    </w:lvl>
+    <w:lvl w:ilvl="7" w:tentative="0">
+      <w:start w:val="1"/>
+      <w:numFmt w:val="decimal"/>
+      <w:suff w:val="space"/>
+      <w:lvlText w:val="%1.%2.%3.%4.%5.%6.%7.%8"/>
+      <w:lvlJc w:val="left"/>
+      <w:pPr>
+        <w:ind w:left="0" w:leftChars="0" w:firstLine="0" w:firstLineChars="0"/>
+      </w:pPr>
+      <w:rPr>
+        <w:rFonts w:hint="default"/>
+      </w:rPr>
+    </w:lvl>
+    <w:lvl w:ilvl="8" w:tentative="0">
+      <w:start w:val="1"/>
+      <w:numFmt w:val="decimal"/>
+      <w:suff w:val="space"/>
+      <w:lvlText w:val="%1.%2.%3.%4.%5.%6.%7.%8.%9"/>
+      <w:lvlJc w:val="left"/>
+      <w:pPr>
+        <w:ind w:left="0" w:leftChars="0" w:firstLine="0" w:firstLineChars="0"/>
+      </w:pPr>
+      <w:rPr>
+        <w:rFonts w:hint="default"/>
+      </w:rPr>
+    </w:lvl>
+  </w:abstractNum>
+  <w:num w:numId="1">
+    <w:abstractNumId w:val="0"/>
+  </w:num>
+</w:numbering>
 </file>
 
 <file path=word/styles.xml><?xml version="1.0" encoding="utf-8"?>
@@ -828,6 +1686,48 @@
     </w:tblPr>
   </w:style>
   <w:style w:type="character" w:styleId="4">
+    <w:name w:val="HTML Code"/>
+    <w:basedOn w:val="2"/>
+    <w:uiPriority w:val="0"/>
+    <w:rPr>
+      <w:rFonts w:ascii="Courier New" w:hAnsi="Courier New" w:cs="Courier New"/>
+      <w:sz w:val="20"/>
+      <w:szCs w:val="20"/>
+    </w:rPr>
+  </w:style>
+  <w:style w:type="paragraph" w:styleId="5">
+    <w:name w:val="HTML Preformatted"/>
+    <w:uiPriority w:val="0"/>
+    <w:pPr>
+      <w:tabs>
+        <w:tab w:val="left" w:pos="916"/>
+        <w:tab w:val="left" w:pos="1832"/>
+        <w:tab w:val="left" w:pos="2748"/>
+        <w:tab w:val="left" w:pos="3664"/>
+        <w:tab w:val="left" w:pos="4580"/>
+        <w:tab w:val="left" w:pos="5496"/>
+        <w:tab w:val="left" w:pos="6412"/>
+        <w:tab w:val="left" w:pos="7328"/>
+        <w:tab w:val="left" w:pos="8244"/>
+        <w:tab w:val="left" w:pos="9160"/>
+        <w:tab w:val="left" w:pos="10076"/>
+        <w:tab w:val="left" w:pos="10992"/>
+        <w:tab w:val="left" w:pos="11908"/>
+        <w:tab w:val="left" w:pos="12824"/>
+        <w:tab w:val="left" w:pos="13740"/>
+        <w:tab w:val="left" w:pos="14656"/>
+      </w:tabs>
+      <w:jc w:val="left"/>
+    </w:pPr>
+    <w:rPr>
+      <w:rFonts w:hint="eastAsia" w:ascii="SimSun" w:hAnsi="SimSun" w:eastAsia="SimSun" w:cs="SimSun"/>
+      <w:kern w:val="0"/>
+      <w:sz w:val="24"/>
+      <w:szCs w:val="24"/>
+      <w:lang w:val="en-US" w:eastAsia="zh-CN" w:bidi="ar"/>
+    </w:rPr>
+  </w:style>
+  <w:style w:type="character" w:styleId="6">
     <w:name w:val="Hyperlink"/>
     <w:basedOn w:val="2"/>
     <w:qFormat/>
@@ -837,7 +1737,7 @@
       <w:u w:val="single"/>
     </w:rPr>
   </w:style>
-  <w:style w:type="table" w:styleId="5">
+  <w:style w:type="table" w:styleId="7">
     <w:name w:val="Table Grid"/>
     <w:basedOn w:val="3"/>
     <w:qFormat/>
